--- a/docs/lista_louvores/Textos_Louvores/QUE EXCELSA GRAÇA.docx
+++ b/docs/lista_louvores/Textos_Louvores/QUE EXCELSA GRAÇA.docx
@@ -1,324 +1,253 @@
 
 <file path=word/document.xml><?xml version="1.0" encoding="utf-8"?>
-<w:document xmlns:wpc="http://schemas.microsoft.com/office/word/2010/wordprocessingCanvas" xmlns:cx="http://schemas.microsoft.com/office/drawing/2014/chartex" xmlns:cx1="http://schemas.microsoft.com/office/drawing/2015/9/8/chartex" xmlns:cx2="http://schemas.microsoft.com/office/drawing/2015/10/21/chartex" xmlns:cx3="http://schemas.microsoft.com/office/drawing/2016/5/9/chartex" xmlns:cx4="http://schemas.microsoft.com/office/drawing/2016/5/10/chartex" xmlns:cx5="http://schemas.microsoft.com/office/drawing/2016/5/11/chartex" xmlns:cx6="http://schemas.microsoft.com/office/drawing/2016/5/12/chartex" xmlns:cx7="http://schemas.microsoft.com/office/drawing/2016/5/13/chartex" xmlns:cx8="http://schemas.microsoft.com/office/drawing/2016/5/14/chartex" xmlns:mc="http://schemas.openxmlformats.org/markup-compatibility/2006" xmlns:aink="http://schemas.microsoft.com/office/drawing/2016/ink" xmlns:am3d="http://schemas.microsoft.com/office/drawing/2017/model3d" xmlns:o="urn:schemas-microsoft-com:office:office" xmlns:oel="http://schemas.microsoft.com/office/2019/extlst" xmlns:r="http://schemas.openxmlformats.org/officeDocument/2006/relationships" xmlns:m="http://schemas.openxmlformats.org/officeDocument/2006/math" xmlns:v="urn:schemas-microsoft-com:vml" xmlns:wp14="http://schemas.microsoft.com/office/word/2010/wordprocessingDrawing" xmlns:wp="http://schemas.openxmlformats.org/drawingml/2006/wordprocessingDrawing" xmlns:w10="urn:schemas-microsoft-com:office:word" xmlns:w="http://schemas.openxmlformats.org/wordprocessingml/2006/main" xmlns:w14="http://schemas.microsoft.com/office/word/2010/wordml" xmlns:w15="http://schemas.microsoft.com/office/word/2012/wordml" xmlns:w16cex="http://schemas.microsoft.com/office/word/2018/wordml/cex" xmlns:w16cid="http://schemas.microsoft.com/office/word/2016/wordml/cid" xmlns:w16="http://schemas.microsoft.com/office/word/2018/wordml" xmlns:w16sdtdh="http://schemas.microsoft.com/office/word/2020/wordml/sdtdatahash" xmlns:w16se="http://schemas.microsoft.com/office/word/2015/wordml/symex" xmlns:wpg="http://schemas.microsoft.com/office/word/2010/wordprocessingGroup" xmlns:wpi="http://schemas.microsoft.com/office/word/2010/wordprocessingInk" xmlns:wne="http://schemas.microsoft.com/office/word/2006/wordml" xmlns:wps="http://schemas.microsoft.com/office/word/2010/wordprocessingShape" mc:Ignorable="w14 w15 w16se w16cid w16 w16cex w16sdtdh wp14">
+<w:document xmlns:wpc="http://schemas.microsoft.com/office/word/2010/wordprocessingCanvas" xmlns:cx="http://schemas.microsoft.com/office/drawing/2014/chartex" xmlns:cx1="http://schemas.microsoft.com/office/drawing/2015/9/8/chartex" xmlns:cx2="http://schemas.microsoft.com/office/drawing/2015/10/21/chartex" xmlns:cx3="http://schemas.microsoft.com/office/drawing/2016/5/9/chartex" xmlns:cx4="http://schemas.microsoft.com/office/drawing/2016/5/10/chartex" xmlns:cx5="http://schemas.microsoft.com/office/drawing/2016/5/11/chartex" xmlns:cx6="http://schemas.microsoft.com/office/drawing/2016/5/12/chartex" xmlns:cx7="http://schemas.microsoft.com/office/drawing/2016/5/13/chartex" xmlns:cx8="http://schemas.microsoft.com/office/drawing/2016/5/14/chartex" xmlns:mc="http://schemas.openxmlformats.org/markup-compatibility/2006" xmlns:aink="http://schemas.microsoft.com/office/drawing/2016/ink" xmlns:am3d="http://schemas.microsoft.com/office/drawing/2017/model3d" xmlns:o="urn:schemas-microsoft-com:office:office" xmlns:oel="http://schemas.microsoft.com/office/2019/extlst" xmlns:r="http://schemas.openxmlformats.org/officeDocument/2006/relationships" xmlns:m="http://schemas.openxmlformats.org/officeDocument/2006/math" xmlns:v="urn:schemas-microsoft-com:vml" xmlns:wp14="http://schemas.microsoft.com/office/word/2010/wordprocessingDrawing" xmlns:wp="http://schemas.openxmlformats.org/drawingml/2006/wordprocessingDrawing" xmlns:w10="urn:schemas-microsoft-com:office:word" xmlns:w="http://schemas.openxmlformats.org/wordprocessingml/2006/main" xmlns:w14="http://schemas.microsoft.com/office/word/2010/wordml" xmlns:w15="http://schemas.microsoft.com/office/word/2012/wordml" xmlns:w16cex="http://schemas.microsoft.com/office/word/2018/wordml/cex" xmlns:w16cid="http://schemas.microsoft.com/office/word/2016/wordml/cid" xmlns:w16="http://schemas.microsoft.com/office/word/2018/wordml" xmlns:w16du="http://schemas.microsoft.com/office/word/2023/wordml/word16du" xmlns:w16sdtdh="http://schemas.microsoft.com/office/word/2020/wordml/sdtdatahash" xmlns:w16sdtfl="http://schemas.microsoft.com/office/word/2024/wordml/sdtformatlock" xmlns:w16se="http://schemas.microsoft.com/office/word/2015/wordml/symex" xmlns:wpg="http://schemas.microsoft.com/office/word/2010/wordprocessingGroup" xmlns:wpi="http://schemas.microsoft.com/office/word/2010/wordprocessingInk" xmlns:wne="http://schemas.microsoft.com/office/word/2006/wordml" xmlns:wps="http://schemas.microsoft.com/office/word/2010/wordprocessingShape" mc:Ignorable="w14 w15 w16se w16cid w16 w16cex w16sdtdh w16sdtfl w16du wp14">
   <w:body>
     <w:p>
       <w:pPr>
-        <w:spacing w:before="120" w:line="276" w:lineRule="auto"/>
-        <w:rPr>
-          <w:rFonts w:ascii="Arial" w:hAnsi="Arial" w:cs="Arial"/>
-          <w:sz w:val="28"/>
-          <w:szCs w:val="28"/>
-        </w:rPr>
+        <w:pStyle w:val="Ttulo1"/>
       </w:pPr>
       <w:r>
-        <w:rPr>
-          <w:rFonts w:ascii="Arial" w:hAnsi="Arial" w:cs="Arial"/>
-          <w:sz w:val="28"/>
-          <w:szCs w:val="28"/>
-          <w:u w:val="single"/>
-        </w:rPr>
         <w:t>QUE EXCELSA GRAÇA</w:t>
       </w:r>
     </w:p>
     <w:p>
       <w:pPr>
-        <w:spacing w:before="120" w:line="276" w:lineRule="auto"/>
-        <w:rPr>
-          <w:rFonts w:ascii="Arial" w:hAnsi="Arial" w:cs="Arial"/>
-        </w:rPr>
+        <w:spacing w:after="120"/>
       </w:pPr>
       <w:r>
-        <w:rPr>
-          <w:rFonts w:ascii="Arial" w:hAnsi="Arial" w:cs="Arial"/>
-        </w:rPr>
         <w:t>Foi meu Jesus quem me salvou</w:t>
       </w:r>
       <w:r>
-        <w:rPr>
-          <w:rFonts w:ascii="Arial" w:hAnsi="Arial" w:cs="Arial"/>
-        </w:rPr>
         <w:br/>
         <w:t>Na rude cruz se entregou</w:t>
       </w:r>
       <w:r>
-        <w:rPr>
-          <w:rFonts w:ascii="Arial" w:hAnsi="Arial" w:cs="Arial"/>
-        </w:rPr>
         <w:br/>
         <w:t>Tão grato sou por seu amor</w:t>
       </w:r>
       <w:r>
-        <w:rPr>
-          <w:rFonts w:ascii="Arial" w:hAnsi="Arial" w:cs="Arial"/>
-        </w:rPr>
         <w:br/>
         <w:t>E sacrifício remidor</w:t>
       </w:r>
     </w:p>
     <w:p>
       <w:pPr>
-        <w:spacing w:line="276" w:lineRule="auto"/>
-        <w:rPr>
-          <w:rFonts w:ascii="Arial" w:hAnsi="Arial" w:cs="Arial"/>
-        </w:rPr>
+        <w:spacing w:after="120"/>
       </w:pPr>
       <w:r>
-        <w:rPr>
-          <w:rFonts w:ascii="Arial" w:hAnsi="Arial" w:cs="Arial"/>
-        </w:rPr>
         <w:t xml:space="preserve">Por isso eu louvo ao bom Deus </w:t>
       </w:r>
     </w:p>
     <w:p>
       <w:pPr>
-        <w:spacing w:line="276" w:lineRule="auto"/>
-        <w:rPr>
-          <w:rFonts w:ascii="Arial" w:hAnsi="Arial" w:cs="Arial"/>
-        </w:rPr>
+        <w:spacing w:after="120"/>
       </w:pPr>
       <w:r>
-        <w:rPr>
-          <w:rFonts w:ascii="Arial" w:hAnsi="Arial" w:cs="Arial"/>
-        </w:rPr>
-        <w:t>Q</w:t>
-      </w:r>
-      <w:r>
-        <w:rPr>
-          <w:rFonts w:ascii="Arial" w:hAnsi="Arial" w:cs="Arial"/>
-        </w:rPr>
-        <w:t>ue o Seu Filho ofereceu</w:t>
-      </w:r>
-      <w:r>
-        <w:rPr>
-          <w:rFonts w:ascii="Arial" w:hAnsi="Arial" w:cs="Arial"/>
-        </w:rPr>
+        <w:t>Que o Seu Filho ofereceu</w:t>
+      </w:r>
+      <w:r>
         <w:br/>
         <w:t>Por mim tão pobre pecador</w:t>
       </w:r>
       <w:r>
-        <w:rPr>
-          <w:rFonts w:ascii="Arial" w:hAnsi="Arial" w:cs="Arial"/>
-        </w:rPr>
         <w:br/>
         <w:t>Que excelsa graça! Que amor!</w:t>
       </w:r>
     </w:p>
     <w:p>
       <w:pPr>
-        <w:spacing w:before="120" w:line="276" w:lineRule="auto"/>
+        <w:spacing w:after="120"/>
         <w:rPr>
-          <w:rFonts w:ascii="Arial" w:hAnsi="Arial" w:cs="Arial"/>
+          <w:b/>
+          <w:bCs/>
+          <w:i/>
+          <w:iCs/>
+        </w:rPr>
+      </w:pPr>
+      <w:r>
+        <w:rPr>
+          <w:b/>
+          <w:bCs/>
+          <w:i/>
+          <w:iCs/>
+        </w:rPr>
+        <w:t>Eu não mereço a salvação</w:t>
+      </w:r>
+      <w:r>
+        <w:rPr>
+          <w:b/>
+          <w:bCs/>
+          <w:i/>
+          <w:iCs/>
+        </w:rPr>
+        <w:br/>
+        <w:t>Mas o Senhor me deu seu perdão</w:t>
+      </w:r>
+      <w:r>
+        <w:rPr>
+          <w:b/>
+          <w:bCs/>
+          <w:i/>
+          <w:iCs/>
+        </w:rPr>
+        <w:br/>
+        <w:t>E me livrou do império das trevas</w:t>
+      </w:r>
+      <w:r>
+        <w:rPr>
+          <w:b/>
+          <w:bCs/>
+          <w:i/>
+          <w:iCs/>
+        </w:rPr>
+        <w:br/>
+      </w:r>
+      <w:r>
+        <w:rPr>
+          <w:b/>
+          <w:bCs/>
+          <w:i/>
+          <w:iCs/>
+        </w:rPr>
+        <w:t>Me colocou no reino da luz</w:t>
+      </w:r>
+    </w:p>
+    <w:p>
+      <w:pPr>
+        <w:spacing w:after="120"/>
+        <w:rPr>
+          <w:b/>
+          <w:bCs/>
+          <w:i/>
+          <w:iCs/>
+        </w:rPr>
+      </w:pPr>
+      <w:r>
+        <w:rPr>
+          <w:b/>
+          <w:bCs/>
+          <w:i/>
+          <w:iCs/>
+        </w:rPr>
+        <w:t>Que excelsa graça! Que amor!</w:t>
+      </w:r>
+      <w:r>
+        <w:rPr>
+          <w:b/>
+          <w:bCs/>
+          <w:i/>
+          <w:iCs/>
+        </w:rPr>
+        <w:br/>
+        <w:t xml:space="preserve">Que Deus ao mundo </w:t>
+      </w:r>
+      <w:r>
+        <w:rPr>
+          <w:b/>
+          <w:bCs/>
+          <w:i/>
+          <w:iCs/>
+        </w:rPr>
+        <w:t>a</w:t>
+      </w:r>
+      <w:r>
+        <w:rPr>
+          <w:b/>
+          <w:bCs/>
+          <w:i/>
+          <w:iCs/>
+        </w:rPr>
+        <w:t>ssim demonstrou</w:t>
+      </w:r>
+      <w:r>
+        <w:rPr>
+          <w:b/>
+          <w:bCs/>
+          <w:i/>
+          <w:iCs/>
+        </w:rPr>
+        <w:br/>
+        <w:t>E pela fé em Cristo fui salvo</w:t>
+      </w:r>
+      <w:r>
+        <w:rPr>
+          <w:b/>
+          <w:bCs/>
+          <w:i/>
+          <w:iCs/>
+        </w:rPr>
+        <w:br/>
+        <w:t>Oh, como eu amo meu Redentor</w:t>
+      </w:r>
+    </w:p>
+    <w:p>
+      <w:pPr>
+        <w:spacing w:after="120"/>
+        <w:rPr>
           <w:b/>
           <w:bCs/>
         </w:rPr>
       </w:pPr>
       <w:r>
-        <w:rPr>
-          <w:rFonts w:ascii="Arial" w:hAnsi="Arial" w:cs="Arial"/>
-          <w:b/>
-          <w:bCs/>
-        </w:rPr>
-        <w:t>Eu não mereço a salvação</w:t>
-      </w:r>
-      <w:r>
-        <w:rPr>
-          <w:rFonts w:ascii="Arial" w:hAnsi="Arial" w:cs="Arial"/>
-          <w:b/>
-          <w:bCs/>
-        </w:rPr>
+        <w:t>Na esperança vivo eu</w:t>
+      </w:r>
+      <w:r>
         <w:br/>
-        <w:t>Mas o Senhor me deu seu perdão</w:t>
-      </w:r>
-      <w:r>
-        <w:rPr>
-          <w:rFonts w:ascii="Arial" w:hAnsi="Arial" w:cs="Arial"/>
-          <w:b/>
-          <w:bCs/>
-        </w:rPr>
+        <w:t>De habitar no lar do céu</w:t>
+      </w:r>
+      <w:r>
         <w:br/>
-        <w:t>E me livrou do império das trevas</w:t>
+        <w:t>Aguardo Cristo me chamar</w:t>
+      </w:r>
+      <w:r>
+        <w:br/>
+        <w:t>E sua Igreja encontrar</w:t>
       </w:r>
     </w:p>
     <w:p>
       <w:pPr>
-        <w:spacing w:line="276" w:lineRule="auto"/>
-        <w:rPr>
-          <w:rFonts w:ascii="Arial" w:hAnsi="Arial" w:cs="Arial"/>
-          <w:b/>
-          <w:bCs/>
-        </w:rPr>
+        <w:spacing w:after="120"/>
       </w:pPr>
       <w:r>
-        <w:rPr>
-          <w:rFonts w:ascii="Arial" w:hAnsi="Arial" w:cs="Arial"/>
-          <w:b/>
-          <w:bCs/>
-        </w:rPr>
-        <w:t>Me colocou no reino da luz</w:t>
+        <w:t>Por isso eu louvo a Jesus</w:t>
+      </w:r>
+      <w:r>
+        <w:br/>
+        <w:t>Que na esperança me conduz</w:t>
+      </w:r>
+      <w:r>
+        <w:br/>
+        <w:t xml:space="preserve">Que excelsa graça! Que amor! </w:t>
       </w:r>
     </w:p>
     <w:p>
       <w:pPr>
-        <w:spacing w:line="276" w:lineRule="auto"/>
-        <w:rPr>
-          <w:rFonts w:ascii="Arial" w:hAnsi="Arial" w:cs="Arial"/>
-          <w:b/>
-          <w:bCs/>
-        </w:rPr>
+        <w:spacing w:after="120"/>
       </w:pPr>
       <w:r>
-        <w:rPr>
-          <w:rFonts w:ascii="Arial" w:hAnsi="Arial" w:cs="Arial"/>
-          <w:b/>
-          <w:bCs/>
-        </w:rPr>
-        <w:t>Que excelsa graça! Que amor!</w:t>
-      </w:r>
-      <w:r>
-        <w:rPr>
-          <w:rFonts w:ascii="Arial" w:hAnsi="Arial" w:cs="Arial"/>
-          <w:b/>
-          <w:bCs/>
-        </w:rPr>
-        <w:br/>
-        <w:t xml:space="preserve">Que Deus ao mundo </w:t>
+        <w:t>Vou Habitar com meu Senhor</w:t>
       </w:r>
     </w:p>
     <w:p>
       <w:pPr>
-        <w:spacing w:line="276" w:lineRule="auto"/>
+        <w:spacing w:after="120"/>
         <w:rPr>
-          <w:rFonts w:ascii="Arial" w:hAnsi="Arial" w:cs="Arial"/>
           <w:b/>
           <w:bCs/>
+          <w:i/>
+          <w:iCs/>
         </w:rPr>
       </w:pPr>
       <w:r>
         <w:rPr>
-          <w:rFonts w:ascii="Arial" w:hAnsi="Arial" w:cs="Arial"/>
           <w:b/>
           <w:bCs/>
+          <w:i/>
+          <w:iCs/>
         </w:rPr>
-        <w:t>Assim demonstrou</w:t>
-      </w:r>
-      <w:r>
-        <w:rPr>
-          <w:rFonts w:ascii="Arial" w:hAnsi="Arial" w:cs="Arial"/>
-          <w:b/>
-          <w:bCs/>
-        </w:rPr>
-        <w:br/>
-        <w:t>E pela fé em Cristo fui salvo</w:t>
-      </w:r>
-      <w:r>
-        <w:rPr>
-          <w:rFonts w:ascii="Arial" w:hAnsi="Arial" w:cs="Arial"/>
-          <w:b/>
-          <w:bCs/>
-        </w:rPr>
-        <w:br/>
-        <w:t>Oh, como eu amo meu Redentor</w:t>
+        <w:t>[REFRÃO]</w:t>
       </w:r>
     </w:p>
-    <w:p>
-      <w:pPr>
-        <w:spacing w:before="120" w:line="276" w:lineRule="auto"/>
-        <w:rPr>
-          <w:rFonts w:ascii="Arial" w:hAnsi="Arial" w:cs="Arial"/>
-          <w:b/>
-          <w:bCs/>
-        </w:rPr>
-      </w:pPr>
-      <w:r>
-        <w:rPr>
-          <w:rFonts w:ascii="Arial" w:hAnsi="Arial" w:cs="Arial"/>
-        </w:rPr>
-        <w:t>Na esperança vivo eu</w:t>
-      </w:r>
-      <w:r>
-        <w:rPr>
-          <w:rFonts w:ascii="Arial" w:hAnsi="Arial" w:cs="Arial"/>
-        </w:rPr>
-        <w:br/>
-        <w:t>De habitar no lar do céu</w:t>
-      </w:r>
-      <w:r>
-        <w:rPr>
-          <w:rFonts w:ascii="Arial" w:hAnsi="Arial" w:cs="Arial"/>
-        </w:rPr>
-        <w:br/>
-        <w:t>Aguardo Cristo me chamar</w:t>
-      </w:r>
-      <w:r>
-        <w:rPr>
-          <w:rFonts w:ascii="Arial" w:hAnsi="Arial" w:cs="Arial"/>
-        </w:rPr>
-        <w:br/>
-        <w:t>E sua Igreja encontrar</w:t>
-      </w:r>
-    </w:p>
-    <w:p>
-      <w:pPr>
-        <w:spacing w:line="276" w:lineRule="auto"/>
-        <w:rPr>
-          <w:rFonts w:ascii="Arial" w:hAnsi="Arial" w:cs="Arial"/>
-        </w:rPr>
-      </w:pPr>
-      <w:r>
-        <w:rPr>
-          <w:rFonts w:ascii="Arial" w:hAnsi="Arial" w:cs="Arial"/>
-        </w:rPr>
-        <w:t>Por isso eu louvo a Jesus</w:t>
-      </w:r>
-      <w:r>
-        <w:rPr>
-          <w:rFonts w:ascii="Arial" w:hAnsi="Arial" w:cs="Arial"/>
-        </w:rPr>
-        <w:br/>
-        <w:t>Que na esperança me conduz</w:t>
-      </w:r>
-      <w:r>
-        <w:rPr>
-          <w:rFonts w:ascii="Arial" w:hAnsi="Arial" w:cs="Arial"/>
-        </w:rPr>
-        <w:br/>
-        <w:t xml:space="preserve">Que excelsa graça! Que amor! </w:t>
-      </w:r>
-    </w:p>
-    <w:p>
-      <w:pPr>
-        <w:spacing w:line="276" w:lineRule="auto"/>
-        <w:rPr>
-          <w:rFonts w:ascii="Arial" w:hAnsi="Arial" w:cs="Arial"/>
-        </w:rPr>
-      </w:pPr>
-      <w:r>
-        <w:rPr>
-          <w:rFonts w:ascii="Arial" w:hAnsi="Arial" w:cs="Arial"/>
-        </w:rPr>
-        <w:t>Vou Habitar com meu Senhor</w:t>
-      </w:r>
-    </w:p>
-    <w:p>
-      <w:pPr>
-        <w:spacing w:before="120" w:line="276" w:lineRule="auto"/>
-        <w:rPr>
-          <w:rFonts w:ascii="Arial" w:hAnsi="Arial" w:cs="Arial"/>
-          <w:b/>
-          <w:bCs/>
-        </w:rPr>
-      </w:pPr>
-      <w:r>
-        <w:rPr>
-          <w:rFonts w:ascii="Arial" w:hAnsi="Arial" w:cs="Arial"/>
-          <w:b/>
-          <w:bCs/>
-        </w:rPr>
-        <w:t>[Refrão]</w:t>
-      </w:r>
-    </w:p>
-    <w:p/>
     <w:sectPr>
       <w:pgSz w:w="11906" w:h="16838"/>
       <w:pgMar w:top="1417" w:right="1701" w:bottom="1417" w:left="1701" w:header="708" w:footer="708" w:gutter="0"/>
@@ -330,7 +259,7 @@
 </file>
 
 <file path=word/styles.xml><?xml version="1.0" encoding="utf-8"?>
-<w:styles xmlns:mc="http://schemas.openxmlformats.org/markup-compatibility/2006" xmlns:r="http://schemas.openxmlformats.org/officeDocument/2006/relationships" xmlns:w="http://schemas.openxmlformats.org/wordprocessingml/2006/main" xmlns:w14="http://schemas.microsoft.com/office/word/2010/wordml" xmlns:w15="http://schemas.microsoft.com/office/word/2012/wordml" xmlns:w16cex="http://schemas.microsoft.com/office/word/2018/wordml/cex" xmlns:w16cid="http://schemas.microsoft.com/office/word/2016/wordml/cid" xmlns:w16="http://schemas.microsoft.com/office/word/2018/wordml" xmlns:w16sdtdh="http://schemas.microsoft.com/office/word/2020/wordml/sdtdatahash" xmlns:w16se="http://schemas.microsoft.com/office/word/2015/wordml/symex" mc:Ignorable="w14 w15 w16se w16cid w16 w16cex w16sdtdh">
+<w:styles xmlns:mc="http://schemas.openxmlformats.org/markup-compatibility/2006" xmlns:r="http://schemas.openxmlformats.org/officeDocument/2006/relationships" xmlns:w="http://schemas.openxmlformats.org/wordprocessingml/2006/main" xmlns:w14="http://schemas.microsoft.com/office/word/2010/wordml" xmlns:w15="http://schemas.microsoft.com/office/word/2012/wordml" xmlns:w16cex="http://schemas.microsoft.com/office/word/2018/wordml/cex" xmlns:w16cid="http://schemas.microsoft.com/office/word/2016/wordml/cid" xmlns:w16="http://schemas.microsoft.com/office/word/2018/wordml" xmlns:w16du="http://schemas.microsoft.com/office/word/2023/wordml/word16du" xmlns:w16sdtdh="http://schemas.microsoft.com/office/word/2020/wordml/sdtdatahash" xmlns:w16sdtfl="http://schemas.microsoft.com/office/word/2024/wordml/sdtformatlock" xmlns:w16se="http://schemas.microsoft.com/office/word/2015/wordml/symex" mc:Ignorable="w14 w15 w16se w16cid w16 w16cex w16sdtdh w16sdtfl w16du">
   <w:docDefaults>
     <w:rPrDefault>
       <w:rPr>
